--- a/resources/dist/mapmaker/sheets/revolutionary-battles-1775-1776-student-sheet-es.docx
+++ b/resources/dist/mapmaker/sheets/revolutionary-battles-1775-1776-student-sheet-es.docx
@@ -64,7 +64,7 @@
         </w:rPr>
         <w:t xml:space="preserve">Abre el mapa en MapMaker: </w:t>
       </w:r>
-      <w:hyperlink w:history="1" r:id="rIdhd3q3p5y6vm50jojmului">
+      <w:hyperlink w:history="1" r:id="rIdwedspkt8vpxyanr2t0mjh">
         <w:r>
           <w:rPr>
             <w:i/>

--- a/resources/dist/mapmaker/sheets/revolutionary-battles-1775-1776-student-sheet-es.docx
+++ b/resources/dist/mapmaker/sheets/revolutionary-battles-1775-1776-student-sheet-es.docx
@@ -64,7 +64,7 @@
         </w:rPr>
         <w:t xml:space="preserve">Abre el mapa en MapMaker: </w:t>
       </w:r>
-      <w:hyperlink w:history="1" r:id="rIdwedspkt8vpxyanr2t0mjh">
+      <w:hyperlink w:history="1" r:id="rIdsnbiy7ewrkqu9jqbmgiay">
         <w:r>
           <w:rPr>
             <w:i/>

--- a/resources/dist/mapmaker/sheets/revolutionary-battles-1775-1776-student-sheet-es.docx
+++ b/resources/dist/mapmaker/sheets/revolutionary-battles-1775-1776-student-sheet-es.docx
@@ -64,7 +64,7 @@
         </w:rPr>
         <w:t xml:space="preserve">Abre el mapa en MapMaker: </w:t>
       </w:r>
-      <w:hyperlink w:history="1" r:id="rIdsnbiy7ewrkqu9jqbmgiay">
+      <w:hyperlink w:history="1" r:id="rIdvh3yuolh_zbya433y4mkn">
         <w:r>
           <w:rPr>
             <w:i/>
@@ -915,7 +915,7 @@
       <w:pStyle w:val="Credits"/>
     </w:pPr>
     <w:r>
-      <w:t xml:space="preserve">Batallas de la Revolución, 1775–1776, 0.8.0.</w:t>
+      <w:t xml:space="preserve">Batallas de la Revolución, 1775–1776, 0.8.1.</w:t>
     </w:r>
   </w:p>
 </w:ftr>

--- a/resources/dist/mapmaker/sheets/revolutionary-battles-1775-1776-student-sheet-es.docx
+++ b/resources/dist/mapmaker/sheets/revolutionary-battles-1775-1776-student-sheet-es.docx
@@ -55,7 +55,7 @@
     </w:p>
     <w:p>
       <w:pPr>
-        <w:spacing w:after="40"/>
+        <w:spacing w:after="160"/>
       </w:pPr>
       <w:r>
         <w:rPr>
@@ -64,7 +64,7 @@
         </w:rPr>
         <w:t xml:space="preserve">Abre el mapa en MapMaker: </w:t>
       </w:r>
-      <w:hyperlink w:history="1" r:id="rIdvh3yuolh_zbya433y4mkn">
+      <w:hyperlink w:history="1" r:id="rIdevmb84f1cvnuz4jszk3a4">
         <w:r>
           <w:rPr>
             <w:i/>
@@ -78,15 +78,6 @@
     </w:p>
     <w:p>
       <w:pPr>
-        <w:pStyle w:val="Credits"/>
-        <w:spacing w:after="160"/>
-      </w:pPr>
-      <w:r>
-        <w:t xml:space="preserve">Dirección del mapa: https://mpmkr.maps.arcgis.com/apps/instant/atlas/index.html?appid=0cd1cdee853c413a84bfe4b9a6931f0d&amp;webmap=bda07736a1b9425ea19fdde282088bd6</w:t>
-      </w:r>
-    </w:p>
-    <w:p>
-      <w:pPr>
         <w:pStyle w:val="Heading2"/>
         <w:spacing w:after="20" w:before="80"/>
       </w:pPr>
@@ -841,19 +832,6 @@
       </w:pPr>
       <w:r>
         <w:t xml:space="preserve"/>
-      </w:r>
-    </w:p>
-    <w:p>
-      <w:pPr>
-        <w:pStyle w:val="Credits"/>
-        <w:spacing w:before="60" w:line="190"/>
-      </w:pPr>
-      <w:r>
-        <w:rPr>
-          <w:sz w:val="16"/>
-          <w:szCs w:val="16"/>
-        </w:rPr>
-        <w:t xml:space="preserve">Datos del mapa: American Battlefield Trust; National Park Service, American Battlefield Protection Program; Chris Bunin and Peter Trentacoste (2026), from National Park Service, US Army Center of Military History and Library of Congress sources; National Geographic Society and Virginia Geographic Alliance, from the Historical Atlas of the United States (1988); Jay Feyerabend, master's thesis, James Madison University (2021).</w:t>
       </w:r>
     </w:p>
     <w:sectPr>

--- a/resources/dist/mapmaker/sheets/revolutionary-battles-1775-1776-student-sheet-es.docx
+++ b/resources/dist/mapmaker/sheets/revolutionary-battles-1775-1776-student-sheet-es.docx
@@ -64,7 +64,7 @@
         </w:rPr>
         <w:t xml:space="preserve">Abre el mapa en MapMaker: </w:t>
       </w:r>
-      <w:hyperlink w:history="1" r:id="rIdevmb84f1cvnuz4jszk3a4">
+      <w:hyperlink w:history="1" r:id="rIdlswsrfemipf_pqfzvx6r4">
         <w:r>
           <w:rPr>
             <w:i/>
@@ -357,21 +357,21 @@
           <w:sz w:val="22"/>
           <w:szCs w:val="22"/>
         </w:rPr>
-        <w:t xml:space="preserve">2.	Haz clic en cada rombo y escribe su nombre bajo el año en que se combatió.</w:t>
-      </w:r>
-    </w:p>
-    <w:p>
-      <w:pPr>
-        <w:keepNext/>
-        <w:spacing w:after="0" w:line="230"/>
-        <w:ind w:left="720" w:hanging="300"/>
-      </w:pPr>
-      <w:r>
-        <w:rPr>
-          <w:sz w:val="22"/>
-          <w:szCs w:val="22"/>
-        </w:rPr>
-        <w:t xml:space="preserve">3.	Usa la leyenda para marcar quién ganó cada batalla.</w:t>
+        <w:t xml:space="preserve">2.	Haz clic en los rombos y lee la línea de la fecha de cada uno para saber su año.</w:t>
+      </w:r>
+    </w:p>
+    <w:p>
+      <w:pPr>
+        <w:keepNext/>
+        <w:spacing w:after="0" w:line="230"/>
+        <w:ind w:left="720" w:hanging="300"/>
+      </w:pPr>
+      <w:r>
+        <w:rPr>
+          <w:sz w:val="22"/>
+          <w:szCs w:val="22"/>
+        </w:rPr>
+        <w:t xml:space="preserve">3.	Haz clic en la colonia que está debajo de cada grupo de rombos para leer su nombre, y usa la leyenda para ver quién ganó.</w:t>
       </w:r>
     </w:p>
     <w:p>
@@ -893,7 +893,7 @@
       <w:pStyle w:val="Credits"/>
     </w:pPr>
     <w:r>
-      <w:t xml:space="preserve">Batallas de la Revolución, 1775–1776, 0.8.1.</w:t>
+      <w:t xml:space="preserve">Batallas de la Revolución, 1775–1776, 0.9.0.</w:t>
     </w:r>
   </w:p>
 </w:ftr>

--- a/resources/dist/mapmaker/sheets/revolutionary-battles-1775-1776-student-sheet-es.docx
+++ b/resources/dist/mapmaker/sheets/revolutionary-battles-1775-1776-student-sheet-es.docx
@@ -64,7 +64,7 @@
         </w:rPr>
         <w:t xml:space="preserve">Abre el mapa en MapMaker: </w:t>
       </w:r>
-      <w:hyperlink w:history="1" r:id="rIdlswsrfemipf_pqfzvx6r4">
+      <w:hyperlink w:history="1" r:id="rIddb199scsve-cswx6fiugw">
         <w:r>
           <w:rPr>
             <w:i/>
@@ -893,7 +893,7 @@
       <w:pStyle w:val="Credits"/>
     </w:pPr>
     <w:r>
-      <w:t xml:space="preserve">Batallas de la Revolución, 1775–1776, 0.9.0.</w:t>
+      <w:t xml:space="preserve">Batallas de la Revolución, 1775–1776, 0.9.1.</w:t>
     </w:r>
   </w:p>
 </w:ftr>

--- a/resources/dist/mapmaker/sheets/revolutionary-battles-1775-1776-student-sheet-es.docx
+++ b/resources/dist/mapmaker/sheets/revolutionary-battles-1775-1776-student-sheet-es.docx
@@ -64,7 +64,7 @@
         </w:rPr>
         <w:t xml:space="preserve">Abre el mapa en MapMaker: </w:t>
       </w:r>
-      <w:hyperlink w:history="1" r:id="rIddb199scsve-cswx6fiugw">
+      <w:hyperlink w:history="1" r:id="rId51na1qidgmhjywfh4ft-j">
         <w:r>
           <w:rPr>
             <w:i/>

--- a/resources/dist/mapmaker/sheets/revolutionary-battles-1775-1776-student-sheet-es.docx
+++ b/resources/dist/mapmaker/sheets/revolutionary-battles-1775-1776-student-sheet-es.docx
@@ -64,7 +64,7 @@
         </w:rPr>
         <w:t xml:space="preserve">Abre el mapa en MapMaker: </w:t>
       </w:r>
-      <w:hyperlink w:history="1" r:id="rId51na1qidgmhjywfh4ft-j">
+      <w:hyperlink w:history="1" r:id="rIdfeuvzozzzk3qzaqaooihs">
         <w:r>
           <w:rPr>
             <w:i/>

--- a/resources/dist/mapmaker/sheets/revolutionary-battles-1775-1776-student-sheet-es.docx
+++ b/resources/dist/mapmaker/sheets/revolutionary-battles-1775-1776-student-sheet-es.docx
@@ -64,7 +64,7 @@
         </w:rPr>
         <w:t xml:space="preserve">Abre el mapa en MapMaker: </w:t>
       </w:r>
-      <w:hyperlink w:history="1" r:id="rIdfeuvzozzzk3qzaqaooihs">
+      <w:hyperlink w:history="1" r:id="rIdcb91r7760l4pgf8htfgrk">
         <w:r>
           <w:rPr>
             <w:i/>
